--- a/网址链接.docx
+++ b/网址链接.docx
@@ -37,17 +37,10 @@
           <w:rFonts w:hint="default"/>
           <w:lang w:val="en-US" w:eastAsia="zh-CN"/>
         </w:rPr>
-        <w:t>https://liuyang-portfolio.app.workbud</w:t>
+        <w:t>https://liu3098616818.github.io/liuyang-portfolio-site/</w:t>
       </w:r>
       <w:bookmarkStart w:id="0" w:name="_GoBack"/>
       <w:bookmarkEnd w:id="0"/>
-      <w:r>
-        <w:rPr>
-          <w:rFonts w:hint="default"/>
-          <w:lang w:val="en-US" w:eastAsia="zh-CN"/>
-        </w:rPr>
-        <w:t>dy.host/</w:t>
-      </w:r>
     </w:p>
     <w:sectPr>
       <w:pgSz w:w="11906" w:h="16838"/>
